--- a/IoT - Smart Anganwadi System (Abstract).docx
+++ b/IoT - Smart Anganwadi System (Abstract).docx
@@ -6,7 +6,6 @@
       <w:pPr>
         <w:pStyle w:val="NormalWeb"/>
         <w:rPr>
-          <w:rStyle w:val="Strong"/>
           <w:rFonts w:asciiTheme="minorHAnsi" w:hAnsiTheme="minorHAnsi"/>
         </w:rPr>
       </w:pPr>
@@ -15,21 +14,7 @@
           <w:rStyle w:val="Strong"/>
           <w:rFonts w:asciiTheme="minorHAnsi" w:hAnsiTheme="minorHAnsi"/>
         </w:rPr>
-        <w:t xml:space="preserve">AI-Enabled IoT Smart Anganwadi System for Real-Time ICDS Monitoring and </w:t>
-      </w:r>
-      <w:r>
-        <w:rPr>
-          <w:rStyle w:val="Strong"/>
-          <w:rFonts w:asciiTheme="minorHAnsi" w:hAnsiTheme="minorHAnsi"/>
-        </w:rPr>
-        <w:t xml:space="preserve"> </w:t>
-      </w:r>
-      <w:r>
-        <w:rPr>
-          <w:rStyle w:val="Strong"/>
-          <w:rFonts w:asciiTheme="minorHAnsi" w:hAnsiTheme="minorHAnsi"/>
-        </w:rPr>
-        <w:t>Malnutrition Risk Prediction</w:t>
+        <w:t>AI-Enabled IoT Smart Anganwadi System for Real-Time ICDS Monitoring and Malnutrition Risk Prediction</w:t>
       </w:r>
     </w:p>
     <w:p>
@@ -160,7 +145,7 @@
         <w:rPr>
           <w:rFonts w:asciiTheme="majorHAnsi" w:hAnsiTheme="majorHAnsi"/>
         </w:rPr>
-        <w:t xml:space="preserve">, where the output parameters including </w:t>
+        <w:t xml:space="preserve">, where output parameters including </w:t>
       </w:r>
       <w:r>
         <w:rPr>
@@ -199,27 +184,27 @@
         <w:rPr>
           <w:rFonts w:asciiTheme="majorHAnsi" w:hAnsiTheme="majorHAnsi"/>
         </w:rPr>
-        <w:t xml:space="preserve"> are used to assess child growth and nutritional condition. Based on these health indicators, an </w:t>
-      </w:r>
-      <w:r>
-        <w:rPr>
-          <w:rStyle w:val="Strong"/>
-          <w:rFonts w:asciiTheme="majorHAnsi" w:hAnsiTheme="majorHAnsi"/>
-        </w:rPr>
-        <w:t>AI-assisted prediction model</w:t>
-      </w:r>
-      <w:r>
-        <w:rPr>
-          <w:rFonts w:asciiTheme="majorHAnsi" w:hAnsiTheme="majorHAnsi"/>
-        </w:rPr>
-        <w:t xml:space="preserve"> classifies children into different </w:t>
-      </w:r>
-      <w:r>
-        <w:rPr>
-          <w:rStyle w:val="Strong"/>
-          <w:rFonts w:asciiTheme="majorHAnsi" w:hAnsiTheme="majorHAnsi"/>
-        </w:rPr>
-        <w:t>risk levels such as normal, moderate, or severe/critical condition</w:t>
+        <w:t xml:space="preserve"> are used to assess child growth and nutritional condition. Based on these health indicators, </w:t>
+      </w:r>
+      <w:r>
+        <w:rPr>
+          <w:rStyle w:val="Strong"/>
+          <w:rFonts w:asciiTheme="majorHAnsi" w:hAnsiTheme="majorHAnsi"/>
+        </w:rPr>
+        <w:t>a smart prediction mechanism using BMI, Z-score analysis, and growth indicators</w:t>
+      </w:r>
+      <w:r>
+        <w:rPr>
+          <w:rFonts w:asciiTheme="majorHAnsi" w:hAnsiTheme="majorHAnsi"/>
+        </w:rPr>
+        <w:t xml:space="preserve"> classifies children into different risk levels such as </w:t>
+      </w:r>
+      <w:r>
+        <w:rPr>
+          <w:rStyle w:val="Strong"/>
+          <w:rFonts w:asciiTheme="majorHAnsi" w:hAnsiTheme="majorHAnsi"/>
+        </w:rPr>
+        <w:t>normal, moderate, or severe/critical conditions</w:t>
       </w:r>
       <w:r>
         <w:rPr>
@@ -352,7 +337,7 @@
           <w:rStyle w:val="Strong"/>
           <w:rFonts w:asciiTheme="majorHAnsi" w:hAnsiTheme="majorHAnsi"/>
         </w:rPr>
-        <w:t>IoT, RFID, Wokwi Simulation, Cloud Monitoring, BMI &amp; Z-Score Analysis, Embedded Systems, and AI-based Analytics</w:t>
+        <w:t>IoT, RFID, Wokwi Simulation, Cloud Monitoring, BMI &amp; Z-Score Analysis, Embedded Systems, and Health Analytics</w:t>
       </w:r>
       <w:r>
         <w:rPr>
